--- a/_dichiarazioni/Dichiarazione_DNSH.docx
+++ b/_dichiarazioni/Dichiarazione_DNSH.docx
@@ -171,7 +171,31 @@
         <w:pStyle w:val="FirstParagraph"/>
       </w:pPr>
       <w:r>
-        <w:t xml:space="preserve">che il Piano di sviluppo presentato nell’ambito del bando DGR 575/2025 prevede l’acquisto delle seguenti attrezzature tecnologiche nuove di fabbrica:</w:t>
+        <w:t xml:space="preserve">che la società EMSy S.r.l.</w:t>
+      </w:r>
+      <w:r>
+        <w:t xml:space="preserve"> </w:t>
+      </w:r>
+      <w:r>
+        <w:rPr>
+          <w:b/>
+          <w:bCs/>
+        </w:rPr>
+        <w:t xml:space="preserve">non è in possesso</w:t>
+      </w:r>
+      <w:r>
+        <w:t xml:space="preserve"> </w:t>
+      </w:r>
+      <w:r>
+        <w:t xml:space="preserve">di certificazioni del sistema di gestione ambientale (EMAS, ISO 14001, ISO 14064, OEF) di cui all’art. 9, comma 2, lettera a) dell’Avviso, e pertanto rende la presente dichiarazione ai sensi dell’art. 9, comma 2, lettera b) dello stesso Avviso;</w:t>
+      </w:r>
+    </w:p>
+    <w:p>
+      <w:pPr>
+        <w:pStyle w:val="BodyText"/>
+      </w:pPr>
+      <w:r>
+        <w:t xml:space="preserve">e che il Piano di sviluppo presentato nell’ambito del bando DGR 575/2025 prevede l’acquisto delle seguenti attrezzature tecnologiche nuove di fabbrica:</w:t>
       </w:r>
     </w:p>
     <w:tbl>
@@ -302,7 +326,7 @@
         <w:t xml:space="preserve"> </w:t>
       </w:r>
       <w:r>
-        <w:t xml:space="preserve">Le attrezzature sono conformi agli standard di efficienza energetica e alle normative comunitarie Ecodesign applicabili, in particolare:</w:t>
+        <w:t xml:space="preserve">Le attrezzature e le relative procedure di gestione sono in linea con gli standard più aggiornati in termini di efficienza energetica e conformi alle normative comunitarie e nazionali, inclusa la Direttiva Ecodesign (2009/125/CE) e i relativi regolamenti attuativi, in particolare:</w:t>
       </w:r>
       <w:r>
         <w:t xml:space="preserve"> </w:t>

--- a/_dichiarazioni/Dichiarazione_DNSH.docx
+++ b/_dichiarazioni/Dichiarazione_DNSH.docx
@@ -326,31 +326,7 @@
         <w:t xml:space="preserve"> </w:t>
       </w:r>
       <w:r>
-        <w:t xml:space="preserve">Le attrezzature e le relative procedure di gestione sono in linea con gli standard più aggiornati in termini di efficienza energetica e conformi alle normative comunitarie e nazionali, inclusa la Direttiva Ecodesign (2009/125/CE) e i relativi regolamenti attuativi, in particolare:</w:t>
-      </w:r>
-      <w:r>
-        <w:t xml:space="preserve"> </w:t>
-      </w:r>
-      <w:r>
-        <w:t xml:space="preserve">- Reg. (UE) n. 617/2013 (computers and computer servers)</w:t>
-      </w:r>
-      <w:r>
-        <w:t xml:space="preserve"> </w:t>
-      </w:r>
-      <w:r>
-        <w:t xml:space="preserve">- Reg. (UE) n. 2019/2021 (electronic displays)</w:t>
-      </w:r>
-      <w:r>
-        <w:t xml:space="preserve"> </w:t>
-      </w:r>
-      <w:r>
-        <w:t xml:space="preserve">- Reg. (UE) n. 2019/424 (servers and data storage products)</w:t>
-      </w:r>
-      <w:r>
-        <w:t xml:space="preserve"> </w:t>
-      </w:r>
-      <w:r>
-        <w:t xml:space="preserve">- Reg. (UE) 2024/1781 (ESPR — Ecodesign for Sustainable Products)</w:t>
+        <w:t xml:space="preserve">Le attrezzature e le relative procedure di gestione sono in linea con gli standard più aggiornati in termini di efficienza energetica e conformi alle normative comunitarie e nazionali, inclusa la Direttiva Ecodesign (2009/125/CE) e i relativi regolamenti attuativi, in particolare il Reg. (UE) n. 617/2013 (computers and computer servers) e il Reg. (UE) 2019/424 (servers and data storage products).</w:t>
       </w:r>
     </w:p>
     <w:p>
@@ -358,7 +334,7 @@
         <w:pStyle w:val="BodyText"/>
       </w:pPr>
       <w:r>
-        <w:t xml:space="preserve">Il Server GPU dedicato è certificato</w:t>
+        <w:t xml:space="preserve">Il server sarà selezionato tra modelli certificati</w:t>
       </w:r>
       <w:r>
         <w:t xml:space="preserve"> </w:t>
@@ -374,7 +350,7 @@
         <w:t xml:space="preserve"> </w:t>
       </w:r>
       <w:r>
-        <w:t xml:space="preserve">e conforme agli standard</w:t>
+        <w:t xml:space="preserve">e conformi ai regolamenti Ecodesign sopra richiamati applicabili ai server; il display XREAL 1S è dotato di marcatura</w:t>
       </w:r>
       <w:r>
         <w:t xml:space="preserve"> </w:t>
@@ -384,10 +360,13 @@
           <w:b/>
           <w:bCs/>
         </w:rPr>
-        <w:t xml:space="preserve">ESPR (Reg. UE 2024/1781)</w:t>
-      </w:r>
-      <w:r>
-        <w:t xml:space="preserve">; il display XREAL 1S è certificato</w:t>
+        <w:t xml:space="preserve">CE</w:t>
+      </w:r>
+      <w:r>
+        <w:t xml:space="preserve"> </w:t>
+      </w:r>
+      <w:r>
+        <w:t xml:space="preserve">e conforme alla Direttiva</w:t>
       </w:r>
       <w:r>
         <w:t xml:space="preserve"> </w:t>
@@ -397,7 +376,7 @@
           <w:b/>
           <w:bCs/>
         </w:rPr>
-        <w:t xml:space="preserve">CE e RoHS</w:t>
+        <w:t xml:space="preserve">RoHS</w:t>
       </w:r>
       <w:r>
         <w:t xml:space="preserve">.</w:t>
@@ -405,7 +384,19 @@
     </w:p>
     <w:p>
       <w:pPr>
-        <w:pStyle w:val="BodyText"/>
+        <w:pStyle w:val="BlockText"/>
+      </w:pPr>
+      <w:r>
+        <w:rPr>
+          <w:i/>
+          <w:iCs/>
+        </w:rPr>
+        <w:t xml:space="preserve">Nota: la certificazione specifica ESPR (Reg. UE 2024/1781) non è qui dichiarata in modo vincolante, in quanto il prodotto definitivo non è ancora stato selezionato. La priorità a fornitori ESPR-compliant è indicata come criterio di selezione nel Piano di sviluppo, ai fini della premialità +5 punti.</w:t>
+      </w:r>
+    </w:p>
+    <w:p>
+      <w:pPr>
+        <w:pStyle w:val="FirstParagraph"/>
       </w:pPr>
       <w:r>
         <w:rPr>
